--- a/documentacao/arquivos/garantia-qualidade/LabMedSys - Modulo Garantia da Qualidade - Controle de Desvios - Tela 08 Execução do Plano de Ação Corretiva - Anvisa.docx
+++ b/documentacao/arquivos/garantia-qualidade/LabMedSys - Modulo Garantia da Qualidade - Controle de Desvios - Tela 08 Execução do Plano de Ação Corretiva - Anvisa.docx
@@ -946,7 +946,7 @@
               <w:rPr>
                 <w:szCs w:val="20"/>
               </w:rPr>
-              <w:t>21/10/2026</w:t>
+              <w:t>22/10/2026</w:t>
             </w:r>
           </w:p>
         </w:tc>
@@ -3519,10 +3519,10 @@
         <w:tblLook w:val="04A0" w:firstRow="1" w:lastRow="0" w:firstColumn="1" w:lastColumn="0" w:noHBand="0" w:noVBand="1"/>
       </w:tblPr>
       <w:tblGrid>
-        <w:gridCol w:w="2520"/>
-        <w:gridCol w:w="1281"/>
-        <w:gridCol w:w="4637"/>
-        <w:gridCol w:w="1193"/>
+        <w:gridCol w:w="2355"/>
+        <w:gridCol w:w="1262"/>
+        <w:gridCol w:w="4844"/>
+        <w:gridCol w:w="1170"/>
       </w:tblGrid>
       <w:tr>
         <w:trPr>
@@ -3531,7 +3531,7 @@
         </w:trPr>
         <w:tc>
           <w:tcPr>
-            <w:tcW w:w="2520" w:type="dxa"/>
+            <w:tcW w:w="2355" w:type="dxa"/>
             <w:shd w:val="clear" w:color="auto" w:fill="D9D9D9" w:themeFill="background1" w:themeFillShade="D9"/>
           </w:tcPr>
           <w:p>
@@ -3559,7 +3559,7 @@
         </w:tc>
         <w:tc>
           <w:tcPr>
-            <w:tcW w:w="1281" w:type="dxa"/>
+            <w:tcW w:w="1262" w:type="dxa"/>
             <w:shd w:val="clear" w:color="auto" w:fill="D9D9D9" w:themeFill="background1" w:themeFillShade="D9"/>
           </w:tcPr>
           <w:p>
@@ -3587,7 +3587,7 @@
         </w:tc>
         <w:tc>
           <w:tcPr>
-            <w:tcW w:w="4637" w:type="dxa"/>
+            <w:tcW w:w="4844" w:type="dxa"/>
             <w:shd w:val="clear" w:color="auto" w:fill="D9D9D9" w:themeFill="background1" w:themeFillShade="D9"/>
           </w:tcPr>
           <w:p>
@@ -3615,7 +3615,7 @@
         </w:tc>
         <w:tc>
           <w:tcPr>
-            <w:tcW w:w="1193" w:type="dxa"/>
+            <w:tcW w:w="1170" w:type="dxa"/>
             <w:shd w:val="clear" w:color="auto" w:fill="D9D9D9" w:themeFill="background1" w:themeFillShade="D9"/>
           </w:tcPr>
           <w:p>
@@ -3648,7 +3648,7 @@
         </w:trPr>
         <w:tc>
           <w:tcPr>
-            <w:tcW w:w="2520" w:type="dxa"/>
+            <w:tcW w:w="2355" w:type="dxa"/>
           </w:tcPr>
           <w:p>
             <w:pPr>
@@ -3671,7 +3671,7 @@
         </w:tc>
         <w:tc>
           <w:tcPr>
-            <w:tcW w:w="1281" w:type="dxa"/>
+            <w:tcW w:w="1262" w:type="dxa"/>
           </w:tcPr>
           <w:p>
             <w:pPr>
@@ -3694,7 +3694,7 @@
         </w:tc>
         <w:tc>
           <w:tcPr>
-            <w:tcW w:w="4637" w:type="dxa"/>
+            <w:tcW w:w="4844" w:type="dxa"/>
           </w:tcPr>
           <w:p>
             <w:pPr>
@@ -3711,13 +3711,13 @@
                 <w:sz w:val="18"/>
                 <w:szCs w:val="20"/>
               </w:rPr>
-              <w:t xml:space="preserve">Cada responsável registra a conclusão da própria ação, com data não futura (RN-GQ-048; AvaliacaoPlanoAcaoCorretivaValidator.cs:28 e 35). Não exige descrição do que foi feito nem evidência (RN-GQ-D08-017)</w:t>
+              <w:t xml:space="preserve">Cada responsável registra a conclusão da própria ação, com data não futura (RN-GQ-048; AvaliacaoPlanoAcaoCorretivaValidator.cs:28 e 35). Não exige descrição do que foi feito nem evidência (RN-GQ-D08-017). Em 21/10/2026, a data de amanhã foi recusada e a de hoje aceita (CT-GQ-020), e a data vazia foi recusada (CT-GQ-N08-01)</w:t>
             </w:r>
           </w:p>
         </w:tc>
         <w:tc>
           <w:tcPr>
-            <w:tcW w:w="1193" w:type="dxa"/>
+            <w:tcW w:w="1170" w:type="dxa"/>
           </w:tcPr>
           <w:p>
             <w:pPr>
@@ -3745,7 +3745,7 @@
         </w:trPr>
         <w:tc>
           <w:tcPr>
-            <w:tcW w:w="2520" w:type="dxa"/>
+            <w:tcW w:w="2355" w:type="dxa"/>
           </w:tcPr>
           <w:p>
             <w:pPr>
@@ -3768,7 +3768,7 @@
         </w:tc>
         <w:tc>
           <w:tcPr>
-            <w:tcW w:w="1281" w:type="dxa"/>
+            <w:tcW w:w="1262" w:type="dxa"/>
           </w:tcPr>
           <w:p>
             <w:pPr>
@@ -3791,7 +3791,7 @@
         </w:tc>
         <w:tc>
           <w:tcPr>
-            <w:tcW w:w="4637" w:type="dxa"/>
+            <w:tcW w:w="4844" w:type="dxa"/>
           </w:tcPr>
           <w:p>
             <w:pPr>
@@ -3814,7 +3814,7 @@
         </w:tc>
         <w:tc>
           <w:tcPr>
-            <w:tcW w:w="1193" w:type="dxa"/>
+            <w:tcW w:w="1170" w:type="dxa"/>
           </w:tcPr>
           <w:p>
             <w:pPr>
@@ -3842,7 +3842,7 @@
         </w:trPr>
         <w:tc>
           <w:tcPr>
-            <w:tcW w:w="2520" w:type="dxa"/>
+            <w:tcW w:w="2355" w:type="dxa"/>
           </w:tcPr>
           <w:p>
             <w:pPr>
@@ -3865,7 +3865,7 @@
         </w:tc>
         <w:tc>
           <w:tcPr>
-            <w:tcW w:w="1281" w:type="dxa"/>
+            <w:tcW w:w="1262" w:type="dxa"/>
           </w:tcPr>
           <w:p>
             <w:pPr>
@@ -3888,7 +3888,7 @@
         </w:tc>
         <w:tc>
           <w:tcPr>
-            <w:tcW w:w="4637" w:type="dxa"/>
+            <w:tcW w:w="4844" w:type="dxa"/>
           </w:tcPr>
           <w:p>
             <w:pPr>
@@ -3905,13 +3905,13 @@
                 <w:sz w:val="18"/>
                 <w:szCs w:val="20"/>
               </w:rPr>
-              <w:t xml:space="preserve">A implementação é registrada ação por ação. Concluir depois do prazo, ou com data anterior à abertura do desvio, é aceito sem aviso (RN-GQ-D08-006)</w:t>
+              <w:t xml:space="preserve">A implementação é registrada ação por ação. Concluir depois do prazo, ou com data anterior à abertura do desvio, é aceito sem aviso (RN-GQ-D08-006). Confirmado em 21/10/2026: ação com prazo vencido há 3 dias foi concluída sem nenhum aviso de atraso (CT-GQ-N08-04, DV-GQ-025)</w:t>
             </w:r>
           </w:p>
         </w:tc>
         <w:tc>
           <w:tcPr>
-            <w:tcW w:w="1193" w:type="dxa"/>
+            <w:tcW w:w="1170" w:type="dxa"/>
           </w:tcPr>
           <w:p>
             <w:pPr>
@@ -3939,7 +3939,7 @@
         </w:trPr>
         <w:tc>
           <w:tcPr>
-            <w:tcW w:w="2520" w:type="dxa"/>
+            <w:tcW w:w="2355" w:type="dxa"/>
           </w:tcPr>
           <w:p>
             <w:pPr>
@@ -3962,7 +3962,7 @@
         </w:tc>
         <w:tc>
           <w:tcPr>
-            <w:tcW w:w="1281" w:type="dxa"/>
+            <w:tcW w:w="1262" w:type="dxa"/>
           </w:tcPr>
           <w:p>
             <w:pPr>
@@ -3985,7 +3985,7 @@
         </w:tc>
         <w:tc>
           <w:tcPr>
-            <w:tcW w:w="4637" w:type="dxa"/>
+            <w:tcW w:w="4844" w:type="dxa"/>
           </w:tcPr>
           <w:p>
             <w:pPr>
@@ -4002,13 +4002,13 @@
                 <w:sz w:val="18"/>
                 <w:szCs w:val="20"/>
               </w:rPr>
-              <w:t xml:space="preserve">O registro é feito na tela e grava histórico (RN-GQ-D08-014). A data e hora da avaliação vêm da tela (navegador), não do servidor (RN-GQ-D08-009). A observação é gravada numa coluna e lida de outra (RN-GQ-D08-010, a confirmar no teste)</w:t>
+              <w:t xml:space="preserve">O registro é feito na tela e grava histórico (RN-GQ-D08-014). A data e hora da avaliação vêm da tela (navegador), não do servidor (RN-GQ-D08-009). A observação é gravada numa coluna e lida de outra (RN-GQ-D08-010). Confirmado em 21/10/2026: ao reabrir a ação finalizada, a observação vem vazia (CT-GQ-N08-05, DV-GQ-024)</w:t>
             </w:r>
           </w:p>
         </w:tc>
         <w:tc>
           <w:tcPr>
-            <w:tcW w:w="1193" w:type="dxa"/>
+            <w:tcW w:w="1170" w:type="dxa"/>
           </w:tcPr>
           <w:p>
             <w:pPr>
@@ -4036,7 +4036,7 @@
         </w:trPr>
         <w:tc>
           <w:tcPr>
-            <w:tcW w:w="2520" w:type="dxa"/>
+            <w:tcW w:w="2355" w:type="dxa"/>
           </w:tcPr>
           <w:p>
             <w:pPr>
@@ -4059,7 +4059,7 @@
         </w:tc>
         <w:tc>
           <w:tcPr>
-            <w:tcW w:w="1281" w:type="dxa"/>
+            <w:tcW w:w="1262" w:type="dxa"/>
           </w:tcPr>
           <w:p>
             <w:pPr>
@@ -4082,7 +4082,7 @@
         </w:tc>
         <w:tc>
           <w:tcPr>
-            <w:tcW w:w="4637" w:type="dxa"/>
+            <w:tcW w:w="4844" w:type="dxa"/>
           </w:tcPr>
           <w:p>
             <w:pPr>
@@ -4099,13 +4099,13 @@
                 <w:sz w:val="18"/>
                 <w:szCs w:val="20"/>
               </w:rPr>
-              <w:t xml:space="preserve">A execução grava histórico campo a campo, com valor antigo e novo, e um registro da troca de situação da ação (RN-GQ-D08-014; AvaliacaoPlanoAcaoCorretivaRNCController.cs:294, 301 e 304-326). Não há assinatura eletrônica</w:t>
+              <w:t xml:space="preserve">A execução grava histórico campo a campo, com valor antigo e novo, e um registro da troca de situação da ação (RN-GQ-D08-014; AvaliacaoPlanoAcaoCorretivaRNCController.cs:294, 301 e 304-326). Não há assinatura eletrônica. Confirmado em 21/10/2026: ao regravar a ação, o histórico mostra o valor antigo e o novo (CT-GQ-N08-06)</w:t>
             </w:r>
           </w:p>
         </w:tc>
         <w:tc>
           <w:tcPr>
-            <w:tcW w:w="1193" w:type="dxa"/>
+            <w:tcW w:w="1170" w:type="dxa"/>
           </w:tcPr>
           <w:p>
             <w:pPr>
@@ -4133,7 +4133,7 @@
         </w:trPr>
         <w:tc>
           <w:tcPr>
-            <w:tcW w:w="2520" w:type="dxa"/>
+            <w:tcW w:w="2355" w:type="dxa"/>
           </w:tcPr>
           <w:p>
             <w:pPr>
@@ -4156,7 +4156,7 @@
         </w:tc>
         <w:tc>
           <w:tcPr>
-            <w:tcW w:w="1281" w:type="dxa"/>
+            <w:tcW w:w="1262" w:type="dxa"/>
           </w:tcPr>
           <w:p>
             <w:pPr>
@@ -4179,7 +4179,7 @@
         </w:tc>
         <w:tc>
           <w:tcPr>
-            <w:tcW w:w="4637" w:type="dxa"/>
+            <w:tcW w:w="4844" w:type="dxa"/>
           </w:tcPr>
           <w:p>
             <w:pPr>
@@ -4196,13 +4196,13 @@
                 <w:sz w:val="18"/>
                 <w:szCs w:val="20"/>
               </w:rPr>
-              <w:t xml:space="preserve">Reexecutar uma ação já finalizada, mudando data ou observação, não pede justificativa (RN-GQ-D08-015; AvaliacaoPlanoAcaoCorretivaRNCController.cs:228-348). A coluna Justificativa nunca é preenchida (RN-GQ-D08-011)</w:t>
+              <w:t xml:space="preserve">Reexecutar uma ação já finalizada, mudando data ou observação, não pede justificativa (RN-GQ-D08-015; AvaliacaoPlanoAcaoCorretivaRNCController.cs:228-348). A coluna Justificativa nunca é preenchida (RN-GQ-D08-011). Confirmado em 21/10/2026: data e observação de uma ação finalizada foram alteradas sem justificativa, e a justificativa do histórico ficou vazia (CT-GQ-N08-06, DV-GQ-025)</w:t>
             </w:r>
           </w:p>
         </w:tc>
         <w:tc>
           <w:tcPr>
-            <w:tcW w:w="1193" w:type="dxa"/>
+            <w:tcW w:w="1170" w:type="dxa"/>
           </w:tcPr>
           <w:p>
             <w:pPr>
@@ -4230,7 +4230,7 @@
         </w:trPr>
         <w:tc>
           <w:tcPr>
-            <w:tcW w:w="2520" w:type="dxa"/>
+            <w:tcW w:w="2355" w:type="dxa"/>
           </w:tcPr>
           <w:p>
             <w:pPr>
@@ -4253,7 +4253,7 @@
         </w:tc>
         <w:tc>
           <w:tcPr>
-            <w:tcW w:w="1281" w:type="dxa"/>
+            <w:tcW w:w="1262" w:type="dxa"/>
           </w:tcPr>
           <w:p>
             <w:pPr>
@@ -4276,7 +4276,7 @@
         </w:tc>
         <w:tc>
           <w:tcPr>
-            <w:tcW w:w="4637" w:type="dxa"/>
+            <w:tcW w:w="4844" w:type="dxa"/>
           </w:tcPr>
           <w:p>
             <w:pPr>
@@ -4299,7 +4299,7 @@
         </w:tc>
         <w:tc>
           <w:tcPr>
-            <w:tcW w:w="1193" w:type="dxa"/>
+            <w:tcW w:w="1170" w:type="dxa"/>
           </w:tcPr>
           <w:p>
             <w:pPr>
@@ -4371,7 +4371,7 @@
         <w:rPr>
           <w:szCs w:val="20"/>
         </w:rPr>
-        <w:t xml:space="preserve">1. Esta ação do plano foi realmente executada? Onde está a evidência? O sistema mostra isso hoje? Em parte. Mostra a data e uma observação opcional; anexo e descrição do que foi feito não são exigidos (RN-GQ-D08-017). 2. Quem declarou a conclusão e quando? O sistema mostra isso hoje? Em parte. O histórico mostra, mas a data e hora da execução vêm do navegador e, no Visualizar, o campo Responsável mostra quem está olhando. 3. A ação foi concluída dentro do prazo? O sistema mostra isso hoje? Não. Concluir depois do prazo é aceito sem aviso (RN-GQ-D08-006). 4. A conclusão foi alterada depois? Qual era o valor original e por que mudou? O sistema mostra isso hoje? Em parte. O valor antigo fica no histórico, o motivo não (RN-GQ-D08-015). 5. Há ações do plano que ainda não foram executadas? O sistema mostra isso hoje? Sim. A lista mostra a situação de cada ação (Pendente ou Finalizado), mas cada responsável só vê as suas e a lista traz uma linha por desvio (RN-GQ-D08-001 e 002).</w:t>
+        <w:t xml:space="preserve">1. Esta ação do plano foi realmente executada? Onde está a evidência? O sistema mostra isso hoje? Em parte. Mostra a data e uma observação opcional; anexo e descrição do que foi feito não são exigidos (RN-GQ-D08-017). 2. Quem declarou a conclusão e quando? O sistema mostra isso hoje? Em parte. O histórico mostra, mas a data e hora da execução vêm do navegador e, no Visualizar, o campo Responsável mostra quem está olhando. 3. A ação foi concluída dentro do prazo? O sistema mostra isso hoje? Não. Concluir depois do prazo é aceito sem aviso (RN-GQ-D08-006); confirmado em 21/10/2026 (DV-GQ-025). 4. A conclusão foi alterada depois? Qual era o valor original e por que mudou? O sistema mostra isso hoje? Em parte. O valor antigo fica no histórico, o motivo não (RN-GQ-D08-015). Confirmado em 21/10/2026: o histórico da regravação traz valor antigo e novo, com a justificativa vazia (CT-GQ-N08-06, DV-GQ-025). 5. Há ações do plano que ainda não foram executadas? O sistema mostra isso hoje? Sim. A lista mostra a situação de cada ação (Pendente ou Finalizado), mas cada responsável só vê as suas e a lista traz uma linha por desvio (RN-GQ-D08-001 e 002).</w:t>
       </w:r>
     </w:p>
     <w:p>
@@ -4517,6 +4517,60 @@
           <w:szCs w:val="20"/>
         </w:rPr>
         <w:t xml:space="preserve">Mostrar todas as ações do responsável, e não uma por desvio (RN-GQ-D08-002).</w:t>
+      </w:r>
+    </w:p>
+    <w:p>
+      <w:pPr>
+        <w:numPr>
+          <w:ilvl w:val="0"/>
+          <w:numId w:val="2"/>
+        </w:numPr>
+        <w:spacing w:after="0" w:line="360" w:lineRule="auto"/>
+        <w:rPr>
+          <w:szCs w:val="20"/>
+        </w:rPr>
+      </w:pPr>
+      <w:r>
+        <w:rPr>
+          <w:szCs w:val="20"/>
+        </w:rPr>
+        <w:t xml:space="preserve">Avisar o atraso e pedir justificativa ao concluir fora do prazo e ao regravar uma ação finalizada (DV-GQ-025, Alta, rodada 1 de 21/10/2026).</w:t>
+      </w:r>
+    </w:p>
+    <w:p>
+      <w:pPr>
+        <w:numPr>
+          <w:ilvl w:val="0"/>
+          <w:numId w:val="2"/>
+        </w:numPr>
+        <w:spacing w:after="0" w:line="360" w:lineRule="auto"/>
+        <w:rPr>
+          <w:szCs w:val="20"/>
+        </w:rPr>
+      </w:pPr>
+      <w:r>
+        <w:rPr>
+          <w:szCs w:val="20"/>
+        </w:rPr>
+        <w:t xml:space="preserve">Mostrar a observação ao reabrir a ação (DV-GQ-024).</w:t>
+      </w:r>
+    </w:p>
+    <w:p>
+      <w:pPr>
+        <w:numPr>
+          <w:ilvl w:val="0"/>
+          <w:numId w:val="2"/>
+        </w:numPr>
+        <w:spacing w:after="0" w:line="360" w:lineRule="auto"/>
+        <w:rPr>
+          <w:szCs w:val="20"/>
+        </w:rPr>
+      </w:pPr>
+      <w:r>
+        <w:rPr>
+          <w:szCs w:val="20"/>
+        </w:rPr>
+        <w:t xml:space="preserve">Corrigir os filtros da lista: RD/Nº com o ano (DV-GQ-026) e datas (DV-GQ-027).</w:t>
       </w:r>
     </w:p>
     <w:p>
